--- a/Schools_ML_Track/ML_Track_S5_S6_Syllabus.docx
+++ b/Schools_ML_Track/ML_Track_S5_S6_Syllabus.docx
@@ -204,7 +204,7 @@
           <w:i w:val="0"/>
           <w:sz w:val="22"/>
         </w:rPr>
-        <w:t>Machine learning has a published learning path that professionals use, at roadmap.sh. The picture below is that path, with this track's eight weeks mapped onto it. It is here because a student deserves to see where they are going, and where this stops.</w:t>
+        <w:t>Fifteen stages, in the order a person actually learns them. The colour of each card says which fortnight of the track covers it. It is the first thing in this syllabus because a student deserves to see the whole route before they start, including where it stops.</w:t>
       </w:r>
     </w:p>
     <w:p>
@@ -302,7 +302,7 @@
           <w:i w:val="0"/>
           <w:sz w:val="21"/>
         </w:rPr>
-        <w:t>Stage 15 is what comes next. Image recognition, language models and reinforcement learning all need the foundations this track builds. Section 7 says where to learn them.</w:t>
+        <w:t>Stage 15 is what comes next. Image recognition, language models and reinforcement learning all need the foundations this track builds. Section 10 says where to learn them.</w:t>
       </w:r>
     </w:p>
     <w:p>
@@ -520,7 +520,7 @@
                 <w:rFonts w:ascii="Calibri" w:hAnsi="Calibri"/>
                 <w:sz w:val="19"/>
               </w:rPr>
-              <w:t>Three live demonstrations: a model that reads handwriting, one that separates spam from real messages, one that guesses a price. Then how each of them is only arithmetic on a table of numbers. Set up Python on your own laptop, and write and run a program before you leave.</w:t>
+              <w:t>Three live demonstrations: a model that reads handwriting, one that separates spam from real messages, one that guesses a price. Then how each of them is only arithmetic on a table of numbers. Everyone fills in the twelve-question class survey, which becomes the dataset used in Weeks 2, 3, 4 and 7. Set up Python on your own laptop, and write and run a program before you leave.</w:t>
             </w:r>
           </w:p>
         </w:tc>
@@ -1562,7 +1562,7 @@
                 <w:rFonts w:ascii="Calibri" w:hAnsi="Calibri"/>
                 <w:sz w:val="19"/>
               </w:rPr>
-              <w:t>Opening a real data file in Python. Rows, columns and the words the field uses for them. Six commands that tell you what any new file contains, in the same order every time.</w:t>
+              <w:t>Opening a real data file in Python, starting with your own class survey so the rows are people you can ask. Rows, columns and the words the field uses for them. Six commands that tell you what any new file contains, in the same order every time; you will use those six on every dataset for the rest of the track.</w:t>
             </w:r>
           </w:p>
         </w:tc>
@@ -3646,7 +3646,7 @@
                 <w:rFonts w:ascii="Calibri" w:hAnsi="Calibri"/>
                 <w:sz w:val="19"/>
               </w:rPr>
-              <w:t>Letting a computer sort things into groups when you have not told it what the groups are. Run on a dataset of your class, and then on songs, and you see the same method behave differently on each.</w:t>
+              <w:t>Letting a computer sort things into groups when you have not told it what the groups are. Run first on the class survey from Week 1, where you can check the answer against people you know, and then on the penguin measurements, where the groups turn out to be the three species. Same six lines of code, two very different answers.</w:t>
             </w:r>
           </w:p>
         </w:tc>
@@ -5195,7 +5195,1243 @@
         <w:pageBreakBefore/>
       </w:pPr>
       <w:r>
-        <w:t>4  ·  Marks, and what the certificate means</w:t>
+        <w:t>4  ·  The data you will actually work on</w:t>
+      </w:r>
+    </w:p>
+    <w:p>
+      <w:pPr>
+        <w:spacing w:after="160" w:before="0" w:line="276" w:lineRule="auto"/>
+      </w:pPr>
+      <w:r>
+        <w:rPr>
+          <w:rFonts w:ascii="Calibri" w:hAnsi="Calibri"/>
+          <w:b w:val="0"/>
+          <w:i w:val="0"/>
+          <w:sz w:val="22"/>
+        </w:rPr>
+        <w:t>A course like this is only as concrete as its data, so here is all of it. Nothing in the list below needs the room's internet to be working, which is deliberate.</w:t>
+      </w:r>
+    </w:p>
+    <w:tbl>
+      <w:tblPr>
+        <w:tblW w:type="auto" w:w="0"/>
+        <w:jc w:val="center"/>
+        <w:tblLayout w:type="fixed"/>
+        <w:tblLook w:firstColumn="1" w:firstRow="1" w:lastColumn="0" w:lastRow="0" w:noHBand="0" w:noVBand="1" w:val="04A0"/>
+        <w:tblLayout w:type="fixed"/>
+        <w:tblBorders>
+          <w:top w:val="single" w:sz="6" w:space="0" w:color="B4C6E7"/>
+          <w:left w:val="single" w:sz="6" w:space="0" w:color="B4C6E7"/>
+          <w:bottom w:val="single" w:sz="6" w:space="0" w:color="B4C6E7"/>
+          <w:right w:val="single" w:sz="6" w:space="0" w:color="B4C6E7"/>
+          <w:insideH w:val="single" w:sz="4" w:space="0" w:color="D9E2F3"/>
+          <w:insideV w:val="single" w:sz="4" w:space="0" w:color="D9E2F3"/>
+        </w:tblBorders>
+      </w:tblPr>
+      <w:tblGrid>
+        <w:gridCol w:w="2420"/>
+        <w:gridCol w:w="7665"/>
+      </w:tblGrid>
+      <w:tr>
+        <w:trPr>
+          <w:tblHeader w:val="true"/>
+        </w:trPr>
+        <w:tc>
+          <w:tcPr>
+            <w:tcW w:type="dxa" w:w="2421"/>
+            <w:shd w:val="clear" w:color="auto" w:fill="1F3864"/>
+            <w:tcMar>
+              <w:top w:w="60" w:type="dxa"/>
+              <w:start w:w="90" w:type="dxa"/>
+              <w:bottom w:w="60" w:type="dxa"/>
+              <w:end w:w="90" w:type="dxa"/>
+            </w:tcMar>
+          </w:tcPr>
+          <w:p>
+            <w:pPr>
+              <w:spacing w:after="0" w:line="240" w:lineRule="auto"/>
+            </w:pPr>
+            <w:r>
+              <w:rPr>
+                <w:rFonts w:ascii="Calibri" w:hAnsi="Calibri"/>
+                <w:b/>
+                <w:color w:val="FFFFFF"/>
+                <w:sz w:val="19"/>
+              </w:rPr>
+              <w:t>Where it comes from</w:t>
+            </w:r>
+          </w:p>
+        </w:tc>
+        <w:tc>
+          <w:tcPr>
+            <w:tcW w:type="dxa" w:w="7665"/>
+            <w:shd w:val="clear" w:color="auto" w:fill="1F3864"/>
+            <w:tcMar>
+              <w:top w:w="60" w:type="dxa"/>
+              <w:start w:w="90" w:type="dxa"/>
+              <w:bottom w:w="60" w:type="dxa"/>
+              <w:end w:w="90" w:type="dxa"/>
+            </w:tcMar>
+          </w:tcPr>
+          <w:p>
+            <w:pPr>
+              <w:spacing w:after="0" w:line="240" w:lineRule="auto"/>
+            </w:pPr>
+            <w:r>
+              <w:rPr>
+                <w:rFonts w:ascii="Calibri" w:hAnsi="Calibri"/>
+                <w:b/>
+                <w:color w:val="FFFFFF"/>
+                <w:sz w:val="19"/>
+              </w:rPr>
+              <w:t>What it is</w:t>
+            </w:r>
+          </w:p>
+        </w:tc>
+      </w:tr>
+      <w:tr>
+        <w:tc>
+          <w:tcPr>
+            <w:tcW w:type="dxa" w:w="2421"/>
+            <w:tcMar>
+              <w:top w:w="60" w:type="dxa"/>
+              <w:start w:w="90" w:type="dxa"/>
+              <w:bottom w:w="60" w:type="dxa"/>
+              <w:end w:w="90" w:type="dxa"/>
+            </w:tcMar>
+          </w:tcPr>
+          <w:p>
+            <w:pPr>
+              <w:spacing w:after="0" w:line="252" w:lineRule="auto"/>
+            </w:pPr>
+            <w:r>
+              <w:rPr>
+                <w:rFonts w:ascii="Calibri" w:hAnsi="Calibri"/>
+                <w:sz w:val="19"/>
+              </w:rPr>
+              <w:t>Your own class, from Week 1</w:t>
+            </w:r>
+          </w:p>
+        </w:tc>
+        <w:tc>
+          <w:tcPr>
+            <w:tcW w:type="dxa" w:w="7665"/>
+            <w:tcMar>
+              <w:top w:w="60" w:type="dxa"/>
+              <w:start w:w="90" w:type="dxa"/>
+              <w:bottom w:w="60" w:type="dxa"/>
+              <w:end w:w="90" w:type="dxa"/>
+            </w:tcMar>
+          </w:tcPr>
+          <w:p>
+            <w:pPr>
+              <w:spacing w:after="0" w:line="252" w:lineRule="auto"/>
+            </w:pPr>
+            <w:r>
+              <w:rPr>
+                <w:rFonts w:ascii="Calibri" w:hAnsi="Calibri"/>
+                <w:sz w:val="19"/>
+              </w:rPr>
+              <w:t>Twelve questions everybody answers in the first session: hours of sleep, distance to school, subject combination, screen time, how you travel, and so on. About twenty-five rows, and every student is one of them, which is why this is the dataset the room argues about. Used in Weeks 2, 3, 4 and 7. No names on it, and it is never published to anybody's portfolio.</w:t>
+            </w:r>
+          </w:p>
+        </w:tc>
+      </w:tr>
+      <w:tr>
+        <w:tc>
+          <w:tcPr>
+            <w:tcW w:type="dxa" w:w="2421"/>
+            <w:tcMar>
+              <w:top w:w="60" w:type="dxa"/>
+              <w:start w:w="90" w:type="dxa"/>
+              <w:bottom w:w="60" w:type="dxa"/>
+              <w:end w:w="90" w:type="dxa"/>
+            </w:tcMar>
+            <w:shd w:val="clear" w:color="auto" w:fill="F2F5FB"/>
+          </w:tcPr>
+          <w:p>
+            <w:pPr>
+              <w:spacing w:after="0" w:line="252" w:lineRule="auto"/>
+            </w:pPr>
+            <w:r>
+              <w:rPr>
+                <w:rFonts w:ascii="Calibri" w:hAnsi="Calibri"/>
+                <w:sz w:val="19"/>
+              </w:rPr>
+              <w:t>Data that arrives inside the software</w:t>
+            </w:r>
+          </w:p>
+        </w:tc>
+        <w:tc>
+          <w:tcPr>
+            <w:tcW w:type="dxa" w:w="7665"/>
+            <w:tcMar>
+              <w:top w:w="60" w:type="dxa"/>
+              <w:start w:w="90" w:type="dxa"/>
+              <w:bottom w:w="60" w:type="dxa"/>
+              <w:end w:w="90" w:type="dxa"/>
+            </w:tcMar>
+            <w:shd w:val="clear" w:color="auto" w:fill="F2F5FB"/>
+          </w:tcPr>
+          <w:p>
+            <w:pPr>
+              <w:spacing w:after="0" w:line="252" w:lineRule="auto"/>
+            </w:pPr>
+            <w:r>
+              <w:rPr>
+                <w:rFonts w:ascii="Calibri" w:hAnsi="Calibri"/>
+                <w:sz w:val="19"/>
+              </w:rPr>
+              <w:t>Handwritten digits, house prices, penguin body measurements and a few others are installed along with scikit-learn, so one line of code loads them and nothing is downloaded. These are the standard teaching datasets used in universities, which is deliberate: a student who meets them here will meet them again next year.</w:t>
+            </w:r>
+          </w:p>
+        </w:tc>
+      </w:tr>
+      <w:tr>
+        <w:tc>
+          <w:tcPr>
+            <w:tcW w:type="dxa" w:w="2421"/>
+            <w:tcMar>
+              <w:top w:w="60" w:type="dxa"/>
+              <w:start w:w="90" w:type="dxa"/>
+              <w:bottom w:w="60" w:type="dxa"/>
+              <w:end w:w="90" w:type="dxa"/>
+            </w:tcMar>
+          </w:tcPr>
+          <w:p>
+            <w:pPr>
+              <w:spacing w:after="0" w:line="252" w:lineRule="auto"/>
+            </w:pPr>
+            <w:r>
+              <w:rPr>
+                <w:rFonts w:ascii="Calibri" w:hAnsi="Calibri"/>
+                <w:sz w:val="19"/>
+              </w:rPr>
+              <w:t>Ugandan open data, on the USB stick</w:t>
+            </w:r>
+          </w:p>
+        </w:tc>
+        <w:tc>
+          <w:tcPr>
+            <w:tcW w:type="dxa" w:w="7665"/>
+            <w:tcMar>
+              <w:top w:w="60" w:type="dxa"/>
+              <w:start w:w="90" w:type="dxa"/>
+              <w:bottom w:w="60" w:type="dxa"/>
+              <w:end w:w="90" w:type="dxa"/>
+            </w:tcMar>
+          </w:tcPr>
+          <w:p>
+            <w:pPr>
+              <w:spacing w:after="0" w:line="252" w:lineRule="auto"/>
+            </w:pPr>
+            <w:r>
+              <w:rPr>
+                <w:rFonts w:ascii="Calibri" w:hAnsi="Calibri"/>
+                <w:sz w:val="19"/>
+              </w:rPr>
+              <w:t>Health facility locations, population and school enrolment by district, and a rainfall series. All of it is published free by public bodies and humanitarian data services, downloaded before the track starts and handed out on day one. Working on data about places students know is worth more than a tidier dataset about somewhere they do not.</w:t>
+            </w:r>
+          </w:p>
+        </w:tc>
+      </w:tr>
+      <w:tr>
+        <w:tc>
+          <w:tcPr>
+            <w:tcW w:type="dxa" w:w="2421"/>
+            <w:tcMar>
+              <w:top w:w="60" w:type="dxa"/>
+              <w:start w:w="90" w:type="dxa"/>
+              <w:bottom w:w="60" w:type="dxa"/>
+              <w:end w:w="90" w:type="dxa"/>
+            </w:tcMar>
+            <w:shd w:val="clear" w:color="auto" w:fill="F2F5FB"/>
+          </w:tcPr>
+          <w:p>
+            <w:pPr>
+              <w:spacing w:after="0" w:line="252" w:lineRule="auto"/>
+            </w:pPr>
+            <w:r>
+              <w:rPr>
+                <w:rFonts w:ascii="Calibri" w:hAnsi="Calibri"/>
+                <w:sz w:val="19"/>
+              </w:rPr>
+              <w:t>Data the student collects for the project</w:t>
+            </w:r>
+          </w:p>
+        </w:tc>
+        <w:tc>
+          <w:tcPr>
+            <w:tcW w:type="dxa" w:w="7665"/>
+            <w:tcMar>
+              <w:top w:w="60" w:type="dxa"/>
+              <w:start w:w="90" w:type="dxa"/>
+              <w:bottom w:w="60" w:type="dxa"/>
+              <w:end w:w="90" w:type="dxa"/>
+            </w:tcMar>
+            <w:shd w:val="clear" w:color="auto" w:fill="F2F5FB"/>
+          </w:tcPr>
+          <w:p>
+            <w:pPr>
+              <w:spacing w:after="0" w:line="252" w:lineRule="auto"/>
+            </w:pPr>
+            <w:r>
+              <w:rPr>
+                <w:rFonts w:ascii="Calibri" w:hAnsi="Calibri"/>
+                <w:sz w:val="19"/>
+              </w:rPr>
+              <w:t>Boda fares against distance, second-hand phone prices against their specifications, match results, a market's prices over three weeks. Forty rows gathered by hand in a notebook is plenty for Week 8, and a student defends their own data far better than anything handed to them.</w:t>
+            </w:r>
+          </w:p>
+        </w:tc>
+      </w:tr>
+      <w:tr>
+        <w:tc>
+          <w:tcPr>
+            <w:tcW w:type="dxa" w:w="2421"/>
+            <w:tcMar>
+              <w:top w:w="60" w:type="dxa"/>
+              <w:start w:w="90" w:type="dxa"/>
+              <w:bottom w:w="60" w:type="dxa"/>
+              <w:end w:w="90" w:type="dxa"/>
+            </w:tcMar>
+          </w:tcPr>
+          <w:p>
+            <w:pPr>
+              <w:spacing w:after="0" w:line="252" w:lineRule="auto"/>
+            </w:pPr>
+            <w:r>
+              <w:rPr>
+                <w:rFonts w:ascii="Calibri" w:hAnsi="Calibri"/>
+                <w:sz w:val="19"/>
+              </w:rPr>
+              <w:t>Kaggle, for after the track</w:t>
+            </w:r>
+          </w:p>
+        </w:tc>
+        <w:tc>
+          <w:tcPr>
+            <w:tcW w:type="dxa" w:w="7665"/>
+            <w:tcMar>
+              <w:top w:w="60" w:type="dxa"/>
+              <w:start w:w="90" w:type="dxa"/>
+              <w:bottom w:w="60" w:type="dxa"/>
+              <w:end w:w="90" w:type="dxa"/>
+            </w:tcMar>
+          </w:tcPr>
+          <w:p>
+            <w:pPr>
+              <w:spacing w:after="0" w:line="252" w:lineRule="auto"/>
+            </w:pPr>
+            <w:r>
+              <w:rPr>
+                <w:rFonts w:ascii="Calibri" w:hAnsi="Calibri"/>
+                <w:sz w:val="19"/>
+              </w:rPr>
+              <w:t>Thousands of free public datasets and beginner competitions. Week 8 shows how to enter one, and it is where a student who wants to keep going finds their next dataset.</w:t>
+            </w:r>
+          </w:p>
+        </w:tc>
+      </w:tr>
+    </w:tbl>
+    <w:p>
+      <w:pPr>
+        <w:spacing w:after="160"/>
+      </w:pPr>
+    </w:p>
+    <w:tbl>
+      <w:tblPr>
+        <w:tblW w:type="auto" w:w="0"/>
+        <w:jc w:val="center"/>
+        <w:tblLayout w:type="fixed"/>
+        <w:tblLook w:firstColumn="1" w:firstRow="1" w:lastColumn="0" w:lastRow="0" w:noHBand="0" w:noVBand="1" w:val="04A0"/>
+        <w:tblBorders>
+          <w:top w:val="single" w:sz="6" w:space="0" w:color="1F6F8B"/>
+          <w:bottom w:val="single" w:sz="6" w:space="0" w:color="1F6F8B"/>
+          <w:left w:val="single" w:sz="24" w:space="0" w:color="1F6F8B"/>
+          <w:right w:val="single" w:sz="6" w:space="0" w:color="1F6F8B"/>
+        </w:tblBorders>
+      </w:tblPr>
+      <w:tblGrid>
+        <w:gridCol w:w="10086"/>
+      </w:tblGrid>
+      <w:tr>
+        <w:tc>
+          <w:tcPr>
+            <w:tcW w:type="dxa" w:w="10086"/>
+            <w:tcMar>
+              <w:top w:w="110" w:type="dxa"/>
+              <w:start w:w="170" w:type="dxa"/>
+              <w:bottom w:w="110" w:type="dxa"/>
+              <w:end w:w="140" w:type="dxa"/>
+            </w:tcMar>
+            <w:shd w:val="clear" w:color="auto" w:fill="DDEAF0"/>
+          </w:tcPr>
+          <w:p>
+            <w:pPr>
+              <w:spacing w:after="60"/>
+            </w:pPr>
+            <w:r>
+              <w:rPr>
+                <w:rFonts w:ascii="Calibri" w:hAnsi="Calibri"/>
+                <w:b/>
+                <w:color w:val="1F6F8B"/>
+                <w:sz w:val="19"/>
+              </w:rPr>
+              <w:t>The class survey stays in the class</w:t>
+            </w:r>
+          </w:p>
+          <w:p>
+            <w:pPr>
+              <w:spacing w:after="0" w:line="269" w:lineRule="auto"/>
+            </w:pPr>
+            <w:r>
+              <w:rPr>
+                <w:rFonts w:ascii="Calibri" w:hAnsi="Calibri"/>
+                <w:sz w:val="21"/>
+              </w:rPr>
+              <w:t>The dataset the students spend the most time on is the one they make in the first session, because a table with your own sleep and your own journey to school in it is the one you argue with. It carries no names, it is not published to anybody's portfolio, and it is deleted at the end of the track.</w:t>
+              <w:br/>
+              <w:br/>
+              <w:t>Everything students do publish is built on public data, or on data they collected themselves.</w:t>
+            </w:r>
+          </w:p>
+        </w:tc>
+      </w:tr>
+    </w:tbl>
+    <w:p>
+      <w:pPr>
+        <w:pStyle w:val="Heading1"/>
+        <w:pageBreakBefore/>
+      </w:pPr>
+      <w:r>
+        <w:t>5  ·  Project ideas, so you can picture yours</w:t>
+      </w:r>
+    </w:p>
+    <w:p>
+      <w:pPr>
+        <w:spacing w:after="160" w:before="0" w:line="276" w:lineRule="auto"/>
+      </w:pPr>
+      <w:r>
+        <w:rPr>
+          <w:rFonts w:ascii="Calibri" w:hAnsi="Calibri"/>
+          <w:b w:val="0"/>
+          <w:i w:val="0"/>
+          <w:sz w:val="22"/>
+        </w:rPr>
+        <w:t>Students choose their own project in Week 7 and present it in Week 8. These are examples to start an argument with rather than a menu, and the best projects every time are the ones a student brought themselves. Each one names where the data would come from, because an idea with no dataset behind it is a wish.</w:t>
+      </w:r>
+    </w:p>
+    <w:tbl>
+      <w:tblPr>
+        <w:tblW w:type="auto" w:w="0"/>
+        <w:jc w:val="center"/>
+        <w:tblLayout w:type="fixed"/>
+        <w:tblLook w:firstColumn="1" w:firstRow="1" w:lastColumn="0" w:lastRow="0" w:noHBand="0" w:noVBand="1" w:val="04A0"/>
+        <w:tblLayout w:type="fixed"/>
+        <w:tblBorders>
+          <w:top w:val="single" w:sz="6" w:space="0" w:color="B4C6E7"/>
+          <w:left w:val="single" w:sz="6" w:space="0" w:color="B4C6E7"/>
+          <w:bottom w:val="single" w:sz="6" w:space="0" w:color="B4C6E7"/>
+          <w:right w:val="single" w:sz="6" w:space="0" w:color="B4C6E7"/>
+          <w:insideH w:val="single" w:sz="4" w:space="0" w:color="D9E2F3"/>
+          <w:insideV w:val="single" w:sz="4" w:space="0" w:color="D9E2F3"/>
+        </w:tblBorders>
+      </w:tblPr>
+      <w:tblGrid>
+        <w:gridCol w:w="4639"/>
+        <w:gridCol w:w="5446"/>
+      </w:tblGrid>
+      <w:tr>
+        <w:trPr>
+          <w:tblHeader w:val="true"/>
+        </w:trPr>
+        <w:tc>
+          <w:tcPr>
+            <w:tcW w:type="dxa" w:w="4640"/>
+            <w:shd w:val="clear" w:color="auto" w:fill="1F3864"/>
+            <w:tcMar>
+              <w:top w:w="60" w:type="dxa"/>
+              <w:start w:w="90" w:type="dxa"/>
+              <w:bottom w:w="60" w:type="dxa"/>
+              <w:end w:w="90" w:type="dxa"/>
+            </w:tcMar>
+          </w:tcPr>
+          <w:p>
+            <w:pPr>
+              <w:spacing w:after="0" w:line="240" w:lineRule="auto"/>
+            </w:pPr>
+            <w:r>
+              <w:rPr>
+                <w:rFonts w:ascii="Calibri" w:hAnsi="Calibri"/>
+                <w:b/>
+                <w:color w:val="FFFFFF"/>
+                <w:sz w:val="19"/>
+              </w:rPr>
+              <w:t>The question</w:t>
+            </w:r>
+          </w:p>
+        </w:tc>
+        <w:tc>
+          <w:tcPr>
+            <w:tcW w:type="dxa" w:w="5446"/>
+            <w:shd w:val="clear" w:color="auto" w:fill="1F3864"/>
+            <w:tcMar>
+              <w:top w:w="60" w:type="dxa"/>
+              <w:start w:w="90" w:type="dxa"/>
+              <w:bottom w:w="60" w:type="dxa"/>
+              <w:end w:w="90" w:type="dxa"/>
+            </w:tcMar>
+          </w:tcPr>
+          <w:p>
+            <w:pPr>
+              <w:spacing w:after="0" w:line="240" w:lineRule="auto"/>
+            </w:pPr>
+            <w:r>
+              <w:rPr>
+                <w:rFonts w:ascii="Calibri" w:hAnsi="Calibri"/>
+                <w:b/>
+                <w:color w:val="FFFFFF"/>
+                <w:sz w:val="19"/>
+              </w:rPr>
+              <w:t>Where the data comes from</w:t>
+            </w:r>
+          </w:p>
+        </w:tc>
+      </w:tr>
+      <w:tr>
+        <w:tc>
+          <w:tcPr>
+            <w:tcW w:type="dxa" w:w="4640"/>
+            <w:tcMar>
+              <w:top w:w="60" w:type="dxa"/>
+              <w:start w:w="90" w:type="dxa"/>
+              <w:bottom w:w="60" w:type="dxa"/>
+              <w:end w:w="90" w:type="dxa"/>
+            </w:tcMar>
+          </w:tcPr>
+          <w:p>
+            <w:pPr>
+              <w:spacing w:after="0" w:line="252" w:lineRule="auto"/>
+            </w:pPr>
+            <w:r>
+              <w:rPr>
+                <w:rFonts w:ascii="Calibri" w:hAnsi="Calibri"/>
+                <w:sz w:val="19"/>
+              </w:rPr>
+              <w:t>Does more sleep go with better marks?</w:t>
+            </w:r>
+          </w:p>
+        </w:tc>
+        <w:tc>
+          <w:tcPr>
+            <w:tcW w:type="dxa" w:w="5446"/>
+            <w:tcMar>
+              <w:top w:w="60" w:type="dxa"/>
+              <w:start w:w="90" w:type="dxa"/>
+              <w:bottom w:w="60" w:type="dxa"/>
+              <w:end w:w="90" w:type="dxa"/>
+            </w:tcMar>
+          </w:tcPr>
+          <w:p>
+            <w:pPr>
+              <w:spacing w:after="0" w:line="252" w:lineRule="auto"/>
+            </w:pPr>
+            <w:r>
+              <w:rPr>
+                <w:rFonts w:ascii="Calibri" w:hAnsi="Calibri"/>
+                <w:sz w:val="19"/>
+              </w:rPr>
+              <w:t>The class survey, plus your own marks for the last three terms.</w:t>
+            </w:r>
+          </w:p>
+        </w:tc>
+      </w:tr>
+      <w:tr>
+        <w:tc>
+          <w:tcPr>
+            <w:tcW w:type="dxa" w:w="4640"/>
+            <w:tcMar>
+              <w:top w:w="60" w:type="dxa"/>
+              <w:start w:w="90" w:type="dxa"/>
+              <w:bottom w:w="60" w:type="dxa"/>
+              <w:end w:w="90" w:type="dxa"/>
+            </w:tcMar>
+            <w:shd w:val="clear" w:color="auto" w:fill="F2F5FB"/>
+          </w:tcPr>
+          <w:p>
+            <w:pPr>
+              <w:spacing w:after="0" w:line="252" w:lineRule="auto"/>
+            </w:pPr>
+            <w:r>
+              <w:rPr>
+                <w:rFonts w:ascii="Calibri" w:hAnsi="Calibri"/>
+                <w:sz w:val="19"/>
+              </w:rPr>
+              <w:t>What is a second-hand phone worth, given its age, memory and screen?</w:t>
+            </w:r>
+          </w:p>
+        </w:tc>
+        <w:tc>
+          <w:tcPr>
+            <w:tcW w:type="dxa" w:w="5446"/>
+            <w:tcMar>
+              <w:top w:w="60" w:type="dxa"/>
+              <w:start w:w="90" w:type="dxa"/>
+              <w:bottom w:w="60" w:type="dxa"/>
+              <w:end w:w="90" w:type="dxa"/>
+            </w:tcMar>
+            <w:shd w:val="clear" w:color="auto" w:fill="F2F5FB"/>
+          </w:tcPr>
+          <w:p>
+            <w:pPr>
+              <w:spacing w:after="0" w:line="252" w:lineRule="auto"/>
+            </w:pPr>
+            <w:r>
+              <w:rPr>
+                <w:rFonts w:ascii="Calibri" w:hAnsi="Calibri"/>
+                <w:sz w:val="19"/>
+              </w:rPr>
+              <w:t>Forty listings you copy from an online marketplace into a spreadsheet.</w:t>
+            </w:r>
+          </w:p>
+        </w:tc>
+      </w:tr>
+      <w:tr>
+        <w:tc>
+          <w:tcPr>
+            <w:tcW w:type="dxa" w:w="4640"/>
+            <w:tcMar>
+              <w:top w:w="60" w:type="dxa"/>
+              <w:start w:w="90" w:type="dxa"/>
+              <w:bottom w:w="60" w:type="dxa"/>
+              <w:end w:w="90" w:type="dxa"/>
+            </w:tcMar>
+          </w:tcPr>
+          <w:p>
+            <w:pPr>
+              <w:spacing w:after="0" w:line="252" w:lineRule="auto"/>
+            </w:pPr>
+            <w:r>
+              <w:rPr>
+                <w:rFonts w:ascii="Calibri" w:hAnsi="Calibri"/>
+                <w:sz w:val="19"/>
+              </w:rPr>
+              <w:t>Can you predict a boda fare from the distance and the time of day?</w:t>
+            </w:r>
+          </w:p>
+        </w:tc>
+        <w:tc>
+          <w:tcPr>
+            <w:tcW w:type="dxa" w:w="5446"/>
+            <w:tcMar>
+              <w:top w:w="60" w:type="dxa"/>
+              <w:start w:w="90" w:type="dxa"/>
+              <w:bottom w:w="60" w:type="dxa"/>
+              <w:end w:w="90" w:type="dxa"/>
+            </w:tcMar>
+          </w:tcPr>
+          <w:p>
+            <w:pPr>
+              <w:spacing w:after="0" w:line="252" w:lineRule="auto"/>
+            </w:pPr>
+            <w:r>
+              <w:rPr>
+                <w:rFonts w:ascii="Calibri" w:hAnsi="Calibri"/>
+                <w:sz w:val="19"/>
+              </w:rPr>
+              <w:t>Fares you record yourself for two weeks, with the distance from a maps app.</w:t>
+            </w:r>
+          </w:p>
+        </w:tc>
+      </w:tr>
+      <w:tr>
+        <w:tc>
+          <w:tcPr>
+            <w:tcW w:type="dxa" w:w="4640"/>
+            <w:tcMar>
+              <w:top w:w="60" w:type="dxa"/>
+              <w:start w:w="90" w:type="dxa"/>
+              <w:bottom w:w="60" w:type="dxa"/>
+              <w:end w:w="90" w:type="dxa"/>
+            </w:tcMar>
+            <w:shd w:val="clear" w:color="auto" w:fill="F2F5FB"/>
+          </w:tcPr>
+          <w:p>
+            <w:pPr>
+              <w:spacing w:after="0" w:line="252" w:lineRule="auto"/>
+            </w:pPr>
+            <w:r>
+              <w:rPr>
+                <w:rFonts w:ascii="Calibri" w:hAnsi="Calibri"/>
+                <w:sz w:val="19"/>
+              </w:rPr>
+              <w:t>Which subject combinations go together in your school, and why?</w:t>
+            </w:r>
+          </w:p>
+        </w:tc>
+        <w:tc>
+          <w:tcPr>
+            <w:tcW w:type="dxa" w:w="5446"/>
+            <w:tcMar>
+              <w:top w:w="60" w:type="dxa"/>
+              <w:start w:w="90" w:type="dxa"/>
+              <w:bottom w:w="60" w:type="dxa"/>
+              <w:end w:w="90" w:type="dxa"/>
+            </w:tcMar>
+            <w:shd w:val="clear" w:color="auto" w:fill="F2F5FB"/>
+          </w:tcPr>
+          <w:p>
+            <w:pPr>
+              <w:spacing w:after="0" w:line="252" w:lineRule="auto"/>
+            </w:pPr>
+            <w:r>
+              <w:rPr>
+                <w:rFonts w:ascii="Calibri" w:hAnsi="Calibri"/>
+                <w:sz w:val="19"/>
+              </w:rPr>
+              <w:t>Subject choices for your year, with no names attached.</w:t>
+            </w:r>
+          </w:p>
+        </w:tc>
+      </w:tr>
+      <w:tr>
+        <w:tc>
+          <w:tcPr>
+            <w:tcW w:type="dxa" w:w="4640"/>
+            <w:tcMar>
+              <w:top w:w="60" w:type="dxa"/>
+              <w:start w:w="90" w:type="dxa"/>
+              <w:bottom w:w="60" w:type="dxa"/>
+              <w:end w:w="90" w:type="dxa"/>
+            </w:tcMar>
+          </w:tcPr>
+          <w:p>
+            <w:pPr>
+              <w:spacing w:after="0" w:line="252" w:lineRule="auto"/>
+            </w:pPr>
+            <w:r>
+              <w:rPr>
+                <w:rFonts w:ascii="Calibri" w:hAnsi="Calibri"/>
+                <w:sz w:val="19"/>
+              </w:rPr>
+              <w:t>Can a computer read a handwritten digit?</w:t>
+            </w:r>
+          </w:p>
+        </w:tc>
+        <w:tc>
+          <w:tcPr>
+            <w:tcW w:type="dxa" w:w="5446"/>
+            <w:tcMar>
+              <w:top w:w="60" w:type="dxa"/>
+              <w:start w:w="90" w:type="dxa"/>
+              <w:bottom w:w="60" w:type="dxa"/>
+              <w:end w:w="90" w:type="dxa"/>
+            </w:tcMar>
+          </w:tcPr>
+          <w:p>
+            <w:pPr>
+              <w:spacing w:after="0" w:line="252" w:lineRule="auto"/>
+            </w:pPr>
+            <w:r>
+              <w:rPr>
+                <w:rFonts w:ascii="Calibri" w:hAnsi="Calibri"/>
+                <w:sz w:val="19"/>
+              </w:rPr>
+              <w:t>The handwritten digit images that arrive with scikit-learn.</w:t>
+            </w:r>
+          </w:p>
+        </w:tc>
+      </w:tr>
+      <w:tr>
+        <w:tc>
+          <w:tcPr>
+            <w:tcW w:type="dxa" w:w="4640"/>
+            <w:tcMar>
+              <w:top w:w="60" w:type="dxa"/>
+              <w:start w:w="90" w:type="dxa"/>
+              <w:bottom w:w="60" w:type="dxa"/>
+              <w:end w:w="90" w:type="dxa"/>
+            </w:tcMar>
+            <w:shd w:val="clear" w:color="auto" w:fill="F2F5FB"/>
+          </w:tcPr>
+          <w:p>
+            <w:pPr>
+              <w:spacing w:after="0" w:line="252" w:lineRule="auto"/>
+            </w:pPr>
+            <w:r>
+              <w:rPr>
+                <w:rFonts w:ascii="Calibri" w:hAnsi="Calibri"/>
+                <w:sz w:val="19"/>
+              </w:rPr>
+              <w:t>Does rainfall predict the price of tomatoes in your market?</w:t>
+            </w:r>
+          </w:p>
+        </w:tc>
+        <w:tc>
+          <w:tcPr>
+            <w:tcW w:type="dxa" w:w="5446"/>
+            <w:tcMar>
+              <w:top w:w="60" w:type="dxa"/>
+              <w:start w:w="90" w:type="dxa"/>
+              <w:bottom w:w="60" w:type="dxa"/>
+              <w:end w:w="90" w:type="dxa"/>
+            </w:tcMar>
+            <w:shd w:val="clear" w:color="auto" w:fill="F2F5FB"/>
+          </w:tcPr>
+          <w:p>
+            <w:pPr>
+              <w:spacing w:after="0" w:line="252" w:lineRule="auto"/>
+            </w:pPr>
+            <w:r>
+              <w:rPr>
+                <w:rFonts w:ascii="Calibri" w:hAnsi="Calibri"/>
+                <w:sz w:val="19"/>
+              </w:rPr>
+              <w:t>The rainfall series on the USB stick, and prices you record weekly.</w:t>
+            </w:r>
+          </w:p>
+        </w:tc>
+      </w:tr>
+      <w:tr>
+        <w:tc>
+          <w:tcPr>
+            <w:tcW w:type="dxa" w:w="4640"/>
+            <w:tcMar>
+              <w:top w:w="60" w:type="dxa"/>
+              <w:start w:w="90" w:type="dxa"/>
+              <w:bottom w:w="60" w:type="dxa"/>
+              <w:end w:w="90" w:type="dxa"/>
+            </w:tcMar>
+          </w:tcPr>
+          <w:p>
+            <w:pPr>
+              <w:spacing w:after="0" w:line="252" w:lineRule="auto"/>
+            </w:pPr>
+            <w:r>
+              <w:rPr>
+                <w:rFonts w:ascii="Calibri" w:hAnsi="Calibri"/>
+                <w:sz w:val="19"/>
+              </w:rPr>
+              <w:t>Which districts are furthest from a health facility?</w:t>
+            </w:r>
+          </w:p>
+        </w:tc>
+        <w:tc>
+          <w:tcPr>
+            <w:tcW w:type="dxa" w:w="5446"/>
+            <w:tcMar>
+              <w:top w:w="60" w:type="dxa"/>
+              <w:start w:w="90" w:type="dxa"/>
+              <w:bottom w:w="60" w:type="dxa"/>
+              <w:end w:w="90" w:type="dxa"/>
+            </w:tcMar>
+          </w:tcPr>
+          <w:p>
+            <w:pPr>
+              <w:spacing w:after="0" w:line="252" w:lineRule="auto"/>
+            </w:pPr>
+            <w:r>
+              <w:rPr>
+                <w:rFonts w:ascii="Calibri" w:hAnsi="Calibri"/>
+                <w:sz w:val="19"/>
+              </w:rPr>
+              <w:t>The health facility and population data on the USB stick.</w:t>
+            </w:r>
+          </w:p>
+        </w:tc>
+      </w:tr>
+      <w:tr>
+        <w:tc>
+          <w:tcPr>
+            <w:tcW w:type="dxa" w:w="4640"/>
+            <w:tcMar>
+              <w:top w:w="60" w:type="dxa"/>
+              <w:start w:w="90" w:type="dxa"/>
+              <w:bottom w:w="60" w:type="dxa"/>
+              <w:end w:w="90" w:type="dxa"/>
+            </w:tcMar>
+            <w:shd w:val="clear" w:color="auto" w:fill="F2F5FB"/>
+          </w:tcPr>
+          <w:p>
+            <w:pPr>
+              <w:spacing w:after="0" w:line="252" w:lineRule="auto"/>
+            </w:pPr>
+            <w:r>
+              <w:rPr>
+                <w:rFonts w:ascii="Calibri" w:hAnsi="Calibri"/>
+                <w:sz w:val="19"/>
+              </w:rPr>
+              <w:t>Can you tell a real message from a scam message?</w:t>
+            </w:r>
+          </w:p>
+        </w:tc>
+        <w:tc>
+          <w:tcPr>
+            <w:tcW w:type="dxa" w:w="5446"/>
+            <w:tcMar>
+              <w:top w:w="60" w:type="dxa"/>
+              <w:start w:w="90" w:type="dxa"/>
+              <w:bottom w:w="60" w:type="dxa"/>
+              <w:end w:w="90" w:type="dxa"/>
+            </w:tcMar>
+            <w:shd w:val="clear" w:color="auto" w:fill="F2F5FB"/>
+          </w:tcPr>
+          <w:p>
+            <w:pPr>
+              <w:spacing w:after="0" w:line="252" w:lineRule="auto"/>
+            </w:pPr>
+            <w:r>
+              <w:rPr>
+                <w:rFonts w:ascii="Calibri" w:hAnsi="Calibri"/>
+                <w:sz w:val="19"/>
+              </w:rPr>
+              <w:t>A public collection of scam and ordinary text messages, on the stick.</w:t>
+            </w:r>
+          </w:p>
+        </w:tc>
+      </w:tr>
+      <w:tr>
+        <w:tc>
+          <w:tcPr>
+            <w:tcW w:type="dxa" w:w="4640"/>
+            <w:tcMar>
+              <w:top w:w="60" w:type="dxa"/>
+              <w:start w:w="90" w:type="dxa"/>
+              <w:bottom w:w="60" w:type="dxa"/>
+              <w:end w:w="90" w:type="dxa"/>
+            </w:tcMar>
+          </w:tcPr>
+          <w:p>
+            <w:pPr>
+              <w:spacing w:after="0" w:line="252" w:lineRule="auto"/>
+            </w:pPr>
+            <w:r>
+              <w:rPr>
+                <w:rFonts w:ascii="Calibri" w:hAnsi="Calibri"/>
+                <w:sz w:val="19"/>
+              </w:rPr>
+              <w:t>Does a footballer's minutes played predict their goals?</w:t>
+            </w:r>
+          </w:p>
+        </w:tc>
+        <w:tc>
+          <w:tcPr>
+            <w:tcW w:type="dxa" w:w="5446"/>
+            <w:tcMar>
+              <w:top w:w="60" w:type="dxa"/>
+              <w:start w:w="90" w:type="dxa"/>
+              <w:bottom w:w="60" w:type="dxa"/>
+              <w:end w:w="90" w:type="dxa"/>
+            </w:tcMar>
+          </w:tcPr>
+          <w:p>
+            <w:pPr>
+              <w:spacing w:after="0" w:line="252" w:lineRule="auto"/>
+            </w:pPr>
+            <w:r>
+              <w:rPr>
+                <w:rFonts w:ascii="Calibri" w:hAnsi="Calibri"/>
+                <w:sz w:val="19"/>
+              </w:rPr>
+              <w:t>A season of public match data for a league you follow.</w:t>
+            </w:r>
+          </w:p>
+        </w:tc>
+      </w:tr>
+    </w:tbl>
+    <w:p>
+      <w:pPr>
+        <w:spacing w:after="160"/>
+      </w:pPr>
+    </w:p>
+    <w:p>
+      <w:pPr>
+        <w:spacing w:after="80" w:before="0" w:line="276" w:lineRule="auto"/>
+      </w:pPr>
+      <w:r>
+        <w:rPr>
+          <w:rFonts w:ascii="Calibri" w:hAnsi="Calibri"/>
+          <w:b/>
+          <w:i w:val="0"/>
+          <w:color w:val="1F3864"/>
+          <w:sz w:val="23"/>
+        </w:rPr>
+        <w:t>What a project has to satisfy</w:t>
+      </w:r>
+    </w:p>
+    <w:tbl>
+      <w:tblPr>
+        <w:tblW w:type="auto" w:w="0"/>
+        <w:jc w:val="center"/>
+        <w:tblLayout w:type="fixed"/>
+        <w:tblLook w:firstColumn="1" w:firstRow="1" w:lastColumn="0" w:lastRow="0" w:noHBand="0" w:noVBand="1" w:val="04A0"/>
+        <w:tblLayout w:type="fixed"/>
+        <w:tblBorders>
+          <w:top w:val="single" w:sz="6" w:space="0" w:color="B4C6E7"/>
+          <w:left w:val="single" w:sz="6" w:space="0" w:color="B4C6E7"/>
+          <w:bottom w:val="single" w:sz="6" w:space="0" w:color="B4C6E7"/>
+          <w:right w:val="single" w:sz="6" w:space="0" w:color="B4C6E7"/>
+          <w:insideH w:val="single" w:sz="4" w:space="0" w:color="D9E2F3"/>
+          <w:insideV w:val="single" w:sz="4" w:space="0" w:color="D9E2F3"/>
+        </w:tblBorders>
+      </w:tblPr>
+      <w:tblGrid>
+        <w:gridCol w:w="403"/>
+        <w:gridCol w:w="9682"/>
+      </w:tblGrid>
+      <w:tr>
+        <w:tc>
+          <w:tcPr>
+            <w:tcW w:type="dxa" w:w="403"/>
+            <w:tcMar>
+              <w:top w:w="60" w:type="dxa"/>
+              <w:start w:w="90" w:type="dxa"/>
+              <w:bottom w:w="60" w:type="dxa"/>
+              <w:end w:w="90" w:type="dxa"/>
+            </w:tcMar>
+          </w:tcPr>
+          <w:p>
+            <w:pPr>
+              <w:spacing w:after="0" w:line="252" w:lineRule="auto"/>
+            </w:pPr>
+            <w:r>
+              <w:rPr>
+                <w:rFonts w:ascii="Calibri" w:hAnsi="Calibri"/>
+                <w:sz w:val="19"/>
+              </w:rPr>
+              <w:t>1</w:t>
+            </w:r>
+          </w:p>
+        </w:tc>
+        <w:tc>
+          <w:tcPr>
+            <w:tcW w:type="dxa" w:w="9683"/>
+            <w:tcMar>
+              <w:top w:w="60" w:type="dxa"/>
+              <w:start w:w="90" w:type="dxa"/>
+              <w:bottom w:w="60" w:type="dxa"/>
+              <w:end w:w="90" w:type="dxa"/>
+            </w:tcMar>
+          </w:tcPr>
+          <w:p>
+            <w:pPr>
+              <w:spacing w:after="0" w:line="252" w:lineRule="auto"/>
+            </w:pPr>
+            <w:r>
+              <w:rPr>
+                <w:rFonts w:ascii="Calibri" w:hAnsi="Calibri"/>
+                <w:sz w:val="19"/>
+              </w:rPr>
+              <w:t>Your question must have a number or a category as its answer. “Is machine learning useful in farming” is an essay; “can I predict maize yield from rainfall” is a project.</w:t>
+            </w:r>
+          </w:p>
+        </w:tc>
+      </w:tr>
+      <w:tr>
+        <w:tc>
+          <w:tcPr>
+            <w:tcW w:type="dxa" w:w="403"/>
+            <w:tcMar>
+              <w:top w:w="60" w:type="dxa"/>
+              <w:start w:w="90" w:type="dxa"/>
+              <w:bottom w:w="60" w:type="dxa"/>
+              <w:end w:w="90" w:type="dxa"/>
+            </w:tcMar>
+            <w:shd w:val="clear" w:color="auto" w:fill="F2F5FB"/>
+          </w:tcPr>
+          <w:p>
+            <w:pPr>
+              <w:spacing w:after="0" w:line="252" w:lineRule="auto"/>
+            </w:pPr>
+            <w:r>
+              <w:rPr>
+                <w:rFonts w:ascii="Calibri" w:hAnsi="Calibri"/>
+                <w:sz w:val="19"/>
+              </w:rPr>
+              <w:t>2</w:t>
+            </w:r>
+          </w:p>
+        </w:tc>
+        <w:tc>
+          <w:tcPr>
+            <w:tcW w:type="dxa" w:w="9683"/>
+            <w:tcMar>
+              <w:top w:w="60" w:type="dxa"/>
+              <w:start w:w="90" w:type="dxa"/>
+              <w:bottom w:w="60" w:type="dxa"/>
+              <w:end w:w="90" w:type="dxa"/>
+            </w:tcMar>
+            <w:shd w:val="clear" w:color="auto" w:fill="F2F5FB"/>
+          </w:tcPr>
+          <w:p>
+            <w:pPr>
+              <w:spacing w:after="0" w:line="252" w:lineRule="auto"/>
+            </w:pPr>
+            <w:r>
+              <w:rPr>
+                <w:rFonts w:ascii="Calibri" w:hAnsi="Calibri"/>
+                <w:sz w:val="19"/>
+              </w:rPr>
+              <w:t>The data must exist before you commit to the question. You profile it in Week 7 with the six commands from Week 3, in front of the instructor.</w:t>
+            </w:r>
+          </w:p>
+        </w:tc>
+      </w:tr>
+      <w:tr>
+        <w:tc>
+          <w:tcPr>
+            <w:tcW w:type="dxa" w:w="403"/>
+            <w:tcMar>
+              <w:top w:w="60" w:type="dxa"/>
+              <w:start w:w="90" w:type="dxa"/>
+              <w:bottom w:w="60" w:type="dxa"/>
+              <w:end w:w="90" w:type="dxa"/>
+            </w:tcMar>
+          </w:tcPr>
+          <w:p>
+            <w:pPr>
+              <w:spacing w:after="0" w:line="252" w:lineRule="auto"/>
+            </w:pPr>
+            <w:r>
+              <w:rPr>
+                <w:rFonts w:ascii="Calibri" w:hAnsi="Calibri"/>
+                <w:sz w:val="19"/>
+              </w:rPr>
+              <w:t>3</w:t>
+            </w:r>
+          </w:p>
+        </w:tc>
+        <w:tc>
+          <w:tcPr>
+            <w:tcW w:type="dxa" w:w="9683"/>
+            <w:tcMar>
+              <w:top w:w="60" w:type="dxa"/>
+              <w:start w:w="90" w:type="dxa"/>
+              <w:bottom w:w="60" w:type="dxa"/>
+              <w:end w:w="90" w:type="dxa"/>
+            </w:tcMar>
+          </w:tcPr>
+          <w:p>
+            <w:pPr>
+              <w:spacing w:after="0" w:line="252" w:lineRule="auto"/>
+            </w:pPr>
+            <w:r>
+              <w:rPr>
+                <w:rFonts w:ascii="Calibri" w:hAnsi="Calibri"/>
+                <w:sz w:val="19"/>
+              </w:rPr>
+              <w:t>About two hundred rows if you download it, or forty if you collect it yourself. Below that, nothing you find will hold up.</w:t>
+            </w:r>
+          </w:p>
+        </w:tc>
+      </w:tr>
+      <w:tr>
+        <w:tc>
+          <w:tcPr>
+            <w:tcW w:type="dxa" w:w="403"/>
+            <w:tcMar>
+              <w:top w:w="60" w:type="dxa"/>
+              <w:start w:w="90" w:type="dxa"/>
+              <w:bottom w:w="60" w:type="dxa"/>
+              <w:end w:w="90" w:type="dxa"/>
+            </w:tcMar>
+            <w:shd w:val="clear" w:color="auto" w:fill="F2F5FB"/>
+          </w:tcPr>
+          <w:p>
+            <w:pPr>
+              <w:spacing w:after="0" w:line="252" w:lineRule="auto"/>
+            </w:pPr>
+            <w:r>
+              <w:rPr>
+                <w:rFonts w:ascii="Calibri" w:hAnsi="Calibri"/>
+                <w:sz w:val="19"/>
+              </w:rPr>
+              <w:t>4</w:t>
+            </w:r>
+          </w:p>
+        </w:tc>
+        <w:tc>
+          <w:tcPr>
+            <w:tcW w:type="dxa" w:w="9683"/>
+            <w:tcMar>
+              <w:top w:w="60" w:type="dxa"/>
+              <w:start w:w="90" w:type="dxa"/>
+              <w:bottom w:w="60" w:type="dxa"/>
+              <w:end w:w="90" w:type="dxa"/>
+            </w:tcMar>
+            <w:shd w:val="clear" w:color="auto" w:fill="F2F5FB"/>
+          </w:tcPr>
+          <w:p>
+            <w:pPr>
+              <w:spacing w:after="0" w:line="252" w:lineRule="auto"/>
+            </w:pPr>
+            <w:r>
+              <w:rPr>
+                <w:rFonts w:ascii="Calibri" w:hAnsi="Calibri"/>
+                <w:sz w:val="19"/>
+              </w:rPr>
+              <w:t>No personal information about anybody who has not agreed to be in it, and no names in anything you publish.</w:t>
+            </w:r>
+          </w:p>
+        </w:tc>
+      </w:tr>
+      <w:tr>
+        <w:tc>
+          <w:tcPr>
+            <w:tcW w:type="dxa" w:w="403"/>
+            <w:tcMar>
+              <w:top w:w="60" w:type="dxa"/>
+              <w:start w:w="90" w:type="dxa"/>
+              <w:bottom w:w="60" w:type="dxa"/>
+              <w:end w:w="90" w:type="dxa"/>
+            </w:tcMar>
+          </w:tcPr>
+          <w:p>
+            <w:pPr>
+              <w:spacing w:after="0" w:line="252" w:lineRule="auto"/>
+            </w:pPr>
+            <w:r>
+              <w:rPr>
+                <w:rFonts w:ascii="Calibri" w:hAnsi="Calibri"/>
+                <w:sz w:val="19"/>
+              </w:rPr>
+              <w:t>5</w:t>
+            </w:r>
+          </w:p>
+        </w:tc>
+        <w:tc>
+          <w:tcPr>
+            <w:tcW w:type="dxa" w:w="9683"/>
+            <w:tcMar>
+              <w:top w:w="60" w:type="dxa"/>
+              <w:start w:w="90" w:type="dxa"/>
+              <w:bottom w:w="60" w:type="dxa"/>
+              <w:end w:w="90" w:type="dxa"/>
+            </w:tcMar>
+          </w:tcPr>
+          <w:p>
+            <w:pPr>
+              <w:spacing w:after="0" w:line="252" w:lineRule="auto"/>
+            </w:pPr>
+            <w:r>
+              <w:rPr>
+                <w:rFonts w:ascii="Calibri" w:hAnsi="Calibri"/>
+                <w:sz w:val="19"/>
+              </w:rPr>
+              <w:t>You must be able to explain every line you submit, including any line an AI tool wrote for you.</w:t>
+            </w:r>
+          </w:p>
+        </w:tc>
+      </w:tr>
+    </w:tbl>
+    <w:p>
+      <w:pPr>
+        <w:pStyle w:val="Heading1"/>
+        <w:pageBreakBefore/>
+      </w:pPr>
+      <w:r>
+        <w:t>6  ·  Marks, and what the certificate means</w:t>
       </w:r>
     </w:p>
     <w:p>
@@ -6283,7 +7519,7 @@
                 <w:rFonts w:ascii="Calibri" w:hAnsi="Calibri"/>
                 <w:sz w:val="19"/>
               </w:rPr>
-              <w:t>Below 50. Attended and took part; the certificate says so and does not claim a skill that is not there.</w:t>
+              <w:t>Attended and took part. The certificate says exactly that and claims no skill beyond it.</w:t>
             </w:r>
           </w:p>
         </w:tc>
@@ -6291,7 +7527,244 @@
     </w:tbl>
     <w:p>
       <w:pPr>
-        <w:spacing w:after="160"/>
+        <w:spacing w:after="120"/>
+      </w:pPr>
+    </w:p>
+    <w:p>
+      <w:pPr>
+        <w:spacing w:after="80" w:before="0" w:line="276" w:lineRule="auto"/>
+      </w:pPr>
+      <w:r>
+        <w:rPr>
+          <w:rFonts w:ascii="Calibri" w:hAnsi="Calibri"/>
+          <w:b/>
+          <w:i w:val="0"/>
+          <w:color w:val="1F3864"/>
+          <w:sz w:val="23"/>
+        </w:rPr>
+        <w:t>Late work, missed checkpoints, and second attempts</w:t>
+      </w:r>
+    </w:p>
+    <w:tbl>
+      <w:tblPr>
+        <w:tblW w:type="auto" w:w="0"/>
+        <w:jc w:val="center"/>
+        <w:tblLayout w:type="fixed"/>
+        <w:tblLook w:firstColumn="1" w:firstRow="1" w:lastColumn="0" w:lastRow="0" w:noHBand="0" w:noVBand="1" w:val="04A0"/>
+        <w:tblLayout w:type="fixed"/>
+        <w:tblBorders>
+          <w:top w:val="single" w:sz="6" w:space="0" w:color="B4C6E7"/>
+          <w:left w:val="single" w:sz="6" w:space="0" w:color="B4C6E7"/>
+          <w:bottom w:val="single" w:sz="6" w:space="0" w:color="B4C6E7"/>
+          <w:right w:val="single" w:sz="6" w:space="0" w:color="B4C6E7"/>
+          <w:insideH w:val="single" w:sz="4" w:space="0" w:color="D9E2F3"/>
+          <w:insideV w:val="single" w:sz="4" w:space="0" w:color="D9E2F3"/>
+        </w:tblBorders>
+      </w:tblPr>
+      <w:tblGrid>
+        <w:gridCol w:w="2218"/>
+        <w:gridCol w:w="7867"/>
+      </w:tblGrid>
+      <w:tr>
+        <w:tc>
+          <w:tcPr>
+            <w:tcW w:type="dxa" w:w="2219"/>
+            <w:tcMar>
+              <w:top w:w="60" w:type="dxa"/>
+              <w:start w:w="90" w:type="dxa"/>
+              <w:bottom w:w="60" w:type="dxa"/>
+              <w:end w:w="90" w:type="dxa"/>
+            </w:tcMar>
+          </w:tcPr>
+          <w:p>
+            <w:pPr>
+              <w:spacing w:after="0" w:line="252" w:lineRule="auto"/>
+            </w:pPr>
+            <w:r>
+              <w:rPr>
+                <w:rFonts w:ascii="Calibri" w:hAnsi="Calibri"/>
+                <w:sz w:val="19"/>
+              </w:rPr>
+              <w:t>When you get a mark back</w:t>
+            </w:r>
+          </w:p>
+        </w:tc>
+        <w:tc>
+          <w:tcPr>
+            <w:tcW w:type="dxa" w:w="7867"/>
+            <w:tcMar>
+              <w:top w:w="60" w:type="dxa"/>
+              <w:start w:w="90" w:type="dxa"/>
+              <w:bottom w:w="60" w:type="dxa"/>
+              <w:end w:w="90" w:type="dxa"/>
+            </w:tcMar>
+          </w:tcPr>
+          <w:p>
+            <w:pPr>
+              <w:spacing w:after="0" w:line="252" w:lineRule="auto"/>
+            </w:pPr>
+            <w:r>
+              <w:rPr>
+                <w:rFonts w:ascii="Calibri" w:hAnsi="Calibri"/>
+                <w:sz w:val="19"/>
+              </w:rPr>
+              <w:t>Within a week of handing it in, with written comments on the work itself rather than a number on its own. The two checkpoints are returned in the next session, because a mark that arrives after the topic has moved on teaches nothing.</w:t>
+            </w:r>
+          </w:p>
+        </w:tc>
+      </w:tr>
+      <w:tr>
+        <w:tc>
+          <w:tcPr>
+            <w:tcW w:type="dxa" w:w="2219"/>
+            <w:tcMar>
+              <w:top w:w="60" w:type="dxa"/>
+              <w:start w:w="90" w:type="dxa"/>
+              <w:bottom w:w="60" w:type="dxa"/>
+              <w:end w:w="90" w:type="dxa"/>
+            </w:tcMar>
+            <w:shd w:val="clear" w:color="auto" w:fill="F2F5FB"/>
+          </w:tcPr>
+          <w:p>
+            <w:pPr>
+              <w:spacing w:after="0" w:line="252" w:lineRule="auto"/>
+            </w:pPr>
+            <w:r>
+              <w:rPr>
+                <w:rFonts w:ascii="Calibri" w:hAnsi="Calibri"/>
+                <w:sz w:val="19"/>
+              </w:rPr>
+              <w:t>If you hand something in late</w:t>
+            </w:r>
+          </w:p>
+        </w:tc>
+        <w:tc>
+          <w:tcPr>
+            <w:tcW w:type="dxa" w:w="7867"/>
+            <w:tcMar>
+              <w:top w:w="60" w:type="dxa"/>
+              <w:start w:w="90" w:type="dxa"/>
+              <w:bottom w:w="60" w:type="dxa"/>
+              <w:end w:w="90" w:type="dxa"/>
+            </w:tcMar>
+            <w:shd w:val="clear" w:color="auto" w:fill="F2F5FB"/>
+          </w:tcPr>
+          <w:p>
+            <w:pPr>
+              <w:spacing w:after="0" w:line="252" w:lineRule="auto"/>
+            </w:pPr>
+            <w:r>
+              <w:rPr>
+                <w:rFonts w:ascii="Calibri" w:hAnsi="Calibri"/>
+                <w:sz w:val="19"/>
+              </w:rPr>
+              <w:t>Practical work is accepted up to a week late at full marks, because this is a holiday and life happens. After that it is marked and capped at a pass. The final project cannot be late, because the showcase is a fixed day and the room is booked.</w:t>
+            </w:r>
+          </w:p>
+        </w:tc>
+      </w:tr>
+      <w:tr>
+        <w:tc>
+          <w:tcPr>
+            <w:tcW w:type="dxa" w:w="2219"/>
+            <w:tcMar>
+              <w:top w:w="60" w:type="dxa"/>
+              <w:start w:w="90" w:type="dxa"/>
+              <w:bottom w:w="60" w:type="dxa"/>
+              <w:end w:w="90" w:type="dxa"/>
+            </w:tcMar>
+          </w:tcPr>
+          <w:p>
+            <w:pPr>
+              <w:spacing w:after="0" w:line="252" w:lineRule="auto"/>
+            </w:pPr>
+            <w:r>
+              <w:rPr>
+                <w:rFonts w:ascii="Calibri" w:hAnsi="Calibri"/>
+                <w:sz w:val="19"/>
+              </w:rPr>
+              <w:t>If you miss a checkpoint entirely</w:t>
+            </w:r>
+          </w:p>
+        </w:tc>
+        <w:tc>
+          <w:tcPr>
+            <w:tcW w:type="dxa" w:w="7867"/>
+            <w:tcMar>
+              <w:top w:w="60" w:type="dxa"/>
+              <w:start w:w="90" w:type="dxa"/>
+              <w:bottom w:w="60" w:type="dxa"/>
+              <w:end w:w="90" w:type="dxa"/>
+            </w:tcMar>
+          </w:tcPr>
+          <w:p>
+            <w:pPr>
+              <w:spacing w:after="0" w:line="252" w:lineRule="auto"/>
+            </w:pPr>
+            <w:r>
+              <w:rPr>
+                <w:rFonts w:ascii="Calibri" w:hAnsi="Calibri"/>
+                <w:sz w:val="19"/>
+              </w:rPr>
+              <w:t>You sit it in the following session from a different dataset. A student who misses both checkpoints and the project has no marked work, and the certificate then records attendance only.</w:t>
+            </w:r>
+          </w:p>
+        </w:tc>
+      </w:tr>
+      <w:tr>
+        <w:tc>
+          <w:tcPr>
+            <w:tcW w:type="dxa" w:w="2219"/>
+            <w:tcMar>
+              <w:top w:w="60" w:type="dxa"/>
+              <w:start w:w="90" w:type="dxa"/>
+              <w:bottom w:w="60" w:type="dxa"/>
+              <w:end w:w="90" w:type="dxa"/>
+            </w:tcMar>
+            <w:shd w:val="clear" w:color="auto" w:fill="F2F5FB"/>
+          </w:tcPr>
+          <w:p>
+            <w:pPr>
+              <w:spacing w:after="0" w:line="252" w:lineRule="auto"/>
+            </w:pPr>
+            <w:r>
+              <w:rPr>
+                <w:rFonts w:ascii="Calibri" w:hAnsi="Calibri"/>
+                <w:sz w:val="19"/>
+              </w:rPr>
+              <w:t>If you want to improve a mark</w:t>
+            </w:r>
+          </w:p>
+        </w:tc>
+        <w:tc>
+          <w:tcPr>
+            <w:tcW w:type="dxa" w:w="7867"/>
+            <w:tcMar>
+              <w:top w:w="60" w:type="dxa"/>
+              <w:start w:w="90" w:type="dxa"/>
+              <w:bottom w:w="60" w:type="dxa"/>
+              <w:end w:w="90" w:type="dxa"/>
+            </w:tcMar>
+            <w:shd w:val="clear" w:color="auto" w:fill="F2F5FB"/>
+          </w:tcPr>
+          <w:p>
+            <w:pPr>
+              <w:spacing w:after="0" w:line="252" w:lineRule="auto"/>
+            </w:pPr>
+            <w:r>
+              <w:rPr>
+                <w:rFonts w:ascii="Calibri" w:hAnsi="Calibri"/>
+                <w:sz w:val="19"/>
+              </w:rPr>
+              <w:t>Practical work can be redone once, any time before Week 8, and the better mark stands. The checkpoints and the project are marked once. Redoing work you got wrong is the most useful thing a student on this track can do with an evening.</w:t>
+            </w:r>
+          </w:p>
+        </w:tc>
+      </w:tr>
+    </w:tbl>
+    <w:p>
+      <w:pPr>
+        <w:spacing w:after="120"/>
       </w:pPr>
     </w:p>
     <w:tbl>
@@ -6357,7 +7830,7 @@
         <w:pageBreakBefore/>
       </w:pPr>
       <w:r>
-        <w:t>5  ·  What to bring, and what it costs to get ready</w:t>
+        <w:t>7  ·  What to bring</w:t>
       </w:r>
     </w:p>
     <w:p>
@@ -6463,7 +7936,7 @@
                 <w:rFonts w:ascii="Calibri" w:hAnsi="Calibri"/>
                 <w:sz w:val="19"/>
               </w:rPr>
-              <w:t>Python, installed in Week 1 Session 1</w:t>
+              <w:t>Nothing installed beforehand, and this matters</w:t>
             </w:r>
           </w:p>
         </w:tc>
@@ -6487,7 +7960,7 @@
                 <w:rFonts w:ascii="Calibri" w:hAnsi="Calibri"/>
                 <w:sz w:val="19"/>
               </w:rPr>
-              <w:t>We install it together, in the room, on their own machine. Windows and Mac instructions are both in the setup sheet, and a USB stick with the installers travels with the instructor so a slow connection cannot stop the first session.</w:t>
+              <w:t>We install everything together in Session 1 from a USB stick, so a slow connection cannot stop the first morning. Please do not install Python at home first: the whole class runs one fixed version, and a laptop carrying a different one produces errors nobody else in the room can reproduce and that cannot be fixed during a session. Every piece of software we use is named in the next section.</w:t>
             </w:r>
           </w:p>
         </w:tc>
@@ -6512,7 +7985,7 @@
                 <w:rFonts w:ascii="Calibri" w:hAnsi="Calibri"/>
                 <w:sz w:val="19"/>
               </w:rPr>
-              <w:t>A browser, as the fallback</w:t>
+              <w:t>Two free accounts, made in Session 1</w:t>
             </w:r>
           </w:p>
         </w:tc>
@@ -6535,7 +8008,7 @@
                 <w:rFonts w:ascii="Calibri" w:hAnsi="Calibri"/>
                 <w:sz w:val="19"/>
               </w:rPr>
-              <w:t>If a laptop cannot take the install, the same work runs in Google Colab in a browser with nothing to set up. A student needs a Google account for this, and for the portfolio.</w:t>
+              <w:t>A Google account, for the browser fallback, and a GitHub account, for the portfolio. Both are free and both are set up in the room. A student under thirteen needs a parent to make the GitHub one.</w:t>
             </w:r>
           </w:p>
         </w:tc>
@@ -6641,7 +8114,7 @@
     </w:tbl>
     <w:p>
       <w:pPr>
-        <w:spacing w:after="160"/>
+        <w:spacing w:after="120"/>
       </w:pPr>
     </w:p>
     <w:tbl>
@@ -6710,7 +8183,565 @@
         <w:pageBreakBefore/>
       </w:pPr>
       <w:r>
-        <w:t>6  ·  Questions parents ask</w:t>
+        <w:t>8  ·  The software, every piece of it by name</w:t>
+      </w:r>
+    </w:p>
+    <w:p>
+      <w:pPr>
+        <w:spacing w:after="160" w:before="0" w:line="276" w:lineRule="auto"/>
+      </w:pPr>
+      <w:r>
+        <w:rPr>
+          <w:rFonts w:ascii="Calibri" w:hAnsi="Calibri"/>
+          <w:b w:val="0"/>
+          <w:i w:val="0"/>
+          <w:sz w:val="22"/>
+        </w:rPr>
+        <w:t>All of it is free. None of it is a trial, none of it expires, and nothing here asks for a card. It is also the same stack a first-year university course and a working analyst use, so none of it is a toy version that has to be unlearned later.</w:t>
+      </w:r>
+    </w:p>
+    <w:tbl>
+      <w:tblPr>
+        <w:tblW w:type="auto" w:w="0"/>
+        <w:jc w:val="center"/>
+        <w:tblLayout w:type="fixed"/>
+        <w:tblLook w:firstColumn="1" w:firstRow="1" w:lastColumn="0" w:lastRow="0" w:noHBand="0" w:noVBand="1" w:val="04A0"/>
+        <w:tblLayout w:type="fixed"/>
+        <w:tblBorders>
+          <w:top w:val="single" w:sz="6" w:space="0" w:color="B4C6E7"/>
+          <w:left w:val="single" w:sz="6" w:space="0" w:color="B4C6E7"/>
+          <w:bottom w:val="single" w:sz="6" w:space="0" w:color="B4C6E7"/>
+          <w:right w:val="single" w:sz="6" w:space="0" w:color="B4C6E7"/>
+          <w:insideH w:val="single" w:sz="4" w:space="0" w:color="D9E2F3"/>
+          <w:insideV w:val="single" w:sz="4" w:space="0" w:color="D9E2F3"/>
+        </w:tblBorders>
+      </w:tblPr>
+      <w:tblGrid>
+        <w:gridCol w:w="2017"/>
+        <w:gridCol w:w="8068"/>
+      </w:tblGrid>
+      <w:tr>
+        <w:trPr>
+          <w:tblHeader w:val="true"/>
+        </w:trPr>
+        <w:tc>
+          <w:tcPr>
+            <w:tcW w:type="dxa" w:w="2017"/>
+            <w:shd w:val="clear" w:color="auto" w:fill="1F3864"/>
+            <w:tcMar>
+              <w:top w:w="60" w:type="dxa"/>
+              <w:start w:w="90" w:type="dxa"/>
+              <w:bottom w:w="60" w:type="dxa"/>
+              <w:end w:w="90" w:type="dxa"/>
+            </w:tcMar>
+          </w:tcPr>
+          <w:p>
+            <w:pPr>
+              <w:spacing w:after="0" w:line="240" w:lineRule="auto"/>
+            </w:pPr>
+            <w:r>
+              <w:rPr>
+                <w:rFonts w:ascii="Calibri" w:hAnsi="Calibri"/>
+                <w:b/>
+                <w:color w:val="FFFFFF"/>
+                <w:sz w:val="19"/>
+              </w:rPr>
+              <w:t>Tool</w:t>
+            </w:r>
+          </w:p>
+        </w:tc>
+        <w:tc>
+          <w:tcPr>
+            <w:tcW w:type="dxa" w:w="8069"/>
+            <w:shd w:val="clear" w:color="auto" w:fill="1F3864"/>
+            <w:tcMar>
+              <w:top w:w="60" w:type="dxa"/>
+              <w:start w:w="90" w:type="dxa"/>
+              <w:bottom w:w="60" w:type="dxa"/>
+              <w:end w:w="90" w:type="dxa"/>
+            </w:tcMar>
+          </w:tcPr>
+          <w:p>
+            <w:pPr>
+              <w:spacing w:after="0" w:line="240" w:lineRule="auto"/>
+            </w:pPr>
+            <w:r>
+              <w:rPr>
+                <w:rFonts w:ascii="Calibri" w:hAnsi="Calibri"/>
+                <w:b/>
+                <w:color w:val="FFFFFF"/>
+                <w:sz w:val="19"/>
+              </w:rPr>
+              <w:t>What it is for</w:t>
+            </w:r>
+          </w:p>
+        </w:tc>
+      </w:tr>
+      <w:tr>
+        <w:tc>
+          <w:tcPr>
+            <w:tcW w:type="dxa" w:w="2017"/>
+            <w:tcMar>
+              <w:top w:w="60" w:type="dxa"/>
+              <w:start w:w="90" w:type="dxa"/>
+              <w:bottom w:w="60" w:type="dxa"/>
+              <w:end w:w="90" w:type="dxa"/>
+            </w:tcMar>
+          </w:tcPr>
+          <w:p>
+            <w:pPr>
+              <w:spacing w:after="0" w:line="252" w:lineRule="auto"/>
+            </w:pPr>
+            <w:r>
+              <w:rPr>
+                <w:rFonts w:ascii="Calibri" w:hAnsi="Calibri"/>
+                <w:sz w:val="19"/>
+              </w:rPr>
+              <w:t>Python</w:t>
+            </w:r>
+          </w:p>
+        </w:tc>
+        <w:tc>
+          <w:tcPr>
+            <w:tcW w:type="dxa" w:w="8069"/>
+            <w:tcMar>
+              <w:top w:w="60" w:type="dxa"/>
+              <w:start w:w="90" w:type="dxa"/>
+              <w:bottom w:w="60" w:type="dxa"/>
+              <w:end w:w="90" w:type="dxa"/>
+            </w:tcMar>
+          </w:tcPr>
+          <w:p>
+            <w:pPr>
+              <w:spacing w:after="0" w:line="252" w:lineRule="auto"/>
+            </w:pPr>
+            <w:r>
+              <w:rPr>
+                <w:rFonts w:ascii="Calibri" w:hAnsi="Calibri"/>
+                <w:sz w:val="19"/>
+              </w:rPr>
+              <w:t>The language. One version is fixed for the whole class and every laptop gets that one, so an error on your screen is an error the person next to you can also read.</w:t>
+            </w:r>
+          </w:p>
+        </w:tc>
+      </w:tr>
+      <w:tr>
+        <w:tc>
+          <w:tcPr>
+            <w:tcW w:type="dxa" w:w="2017"/>
+            <w:tcMar>
+              <w:top w:w="60" w:type="dxa"/>
+              <w:start w:w="90" w:type="dxa"/>
+              <w:bottom w:w="60" w:type="dxa"/>
+              <w:end w:w="90" w:type="dxa"/>
+            </w:tcMar>
+            <w:shd w:val="clear" w:color="auto" w:fill="F2F5FB"/>
+          </w:tcPr>
+          <w:p>
+            <w:pPr>
+              <w:spacing w:after="0" w:line="252" w:lineRule="auto"/>
+            </w:pPr>
+            <w:r>
+              <w:rPr>
+                <w:rFonts w:ascii="Calibri" w:hAnsi="Calibri"/>
+                <w:sz w:val="19"/>
+              </w:rPr>
+              <w:t>Anaconda</w:t>
+            </w:r>
+          </w:p>
+        </w:tc>
+        <w:tc>
+          <w:tcPr>
+            <w:tcW w:type="dxa" w:w="8069"/>
+            <w:tcMar>
+              <w:top w:w="60" w:type="dxa"/>
+              <w:start w:w="90" w:type="dxa"/>
+              <w:bottom w:w="60" w:type="dxa"/>
+              <w:end w:w="90" w:type="dxa"/>
+            </w:tcMar>
+            <w:shd w:val="clear" w:color="auto" w:fill="F2F5FB"/>
+          </w:tcPr>
+          <w:p>
+            <w:pPr>
+              <w:spacing w:after="0" w:line="252" w:lineRule="auto"/>
+            </w:pPr>
+            <w:r>
+              <w:rPr>
+                <w:rFonts w:ascii="Calibri" w:hAnsi="Calibri"/>
+                <w:sz w:val="19"/>
+              </w:rPr>
+              <w:t>The installer that puts Python and everything below on a laptop in one go, with nothing left to configure. It runs from the USB stick we bring, so the room's internet cannot stop the first session. About 5 GB once installed.</w:t>
+            </w:r>
+          </w:p>
+        </w:tc>
+      </w:tr>
+      <w:tr>
+        <w:tc>
+          <w:tcPr>
+            <w:tcW w:type="dxa" w:w="2017"/>
+            <w:tcMar>
+              <w:top w:w="60" w:type="dxa"/>
+              <w:start w:w="90" w:type="dxa"/>
+              <w:bottom w:w="60" w:type="dxa"/>
+              <w:end w:w="90" w:type="dxa"/>
+            </w:tcMar>
+          </w:tcPr>
+          <w:p>
+            <w:pPr>
+              <w:spacing w:after="0" w:line="252" w:lineRule="auto"/>
+            </w:pPr>
+            <w:r>
+              <w:rPr>
+                <w:rFonts w:ascii="Calibri" w:hAnsi="Calibri"/>
+                <w:sz w:val="19"/>
+              </w:rPr>
+              <w:t>Jupyter Notebook</w:t>
+            </w:r>
+          </w:p>
+        </w:tc>
+        <w:tc>
+          <w:tcPr>
+            <w:tcW w:type="dxa" w:w="8069"/>
+            <w:tcMar>
+              <w:top w:w="60" w:type="dxa"/>
+              <w:start w:w="90" w:type="dxa"/>
+              <w:bottom w:w="60" w:type="dxa"/>
+              <w:end w:w="90" w:type="dxa"/>
+            </w:tcMar>
+          </w:tcPr>
+          <w:p>
+            <w:pPr>
+              <w:spacing w:after="0" w:line="252" w:lineRule="auto"/>
+            </w:pPr>
+            <w:r>
+              <w:rPr>
+                <w:rFonts w:ascii="Calibri" w:hAnsi="Calibri"/>
+                <w:sz w:val="19"/>
+              </w:rPr>
+              <w:t>Where all the work happens: you type a few lines, run them, and see the answer or the chart underneath. A notebook is also the thing you submit, because it shows the working as well as the result.</w:t>
+            </w:r>
+          </w:p>
+        </w:tc>
+      </w:tr>
+      <w:tr>
+        <w:tc>
+          <w:tcPr>
+            <w:tcW w:type="dxa" w:w="2017"/>
+            <w:tcMar>
+              <w:top w:w="60" w:type="dxa"/>
+              <w:start w:w="90" w:type="dxa"/>
+              <w:bottom w:w="60" w:type="dxa"/>
+              <w:end w:w="90" w:type="dxa"/>
+            </w:tcMar>
+            <w:shd w:val="clear" w:color="auto" w:fill="F2F5FB"/>
+          </w:tcPr>
+          <w:p>
+            <w:pPr>
+              <w:spacing w:after="0" w:line="252" w:lineRule="auto"/>
+            </w:pPr>
+            <w:r>
+              <w:rPr>
+                <w:rFonts w:ascii="Calibri" w:hAnsi="Calibri"/>
+                <w:sz w:val="19"/>
+              </w:rPr>
+              <w:t>pandas</w:t>
+            </w:r>
+          </w:p>
+        </w:tc>
+        <w:tc>
+          <w:tcPr>
+            <w:tcW w:type="dxa" w:w="8069"/>
+            <w:tcMar>
+              <w:top w:w="60" w:type="dxa"/>
+              <w:start w:w="90" w:type="dxa"/>
+              <w:bottom w:w="60" w:type="dxa"/>
+              <w:end w:w="90" w:type="dxa"/>
+            </w:tcMar>
+            <w:shd w:val="clear" w:color="auto" w:fill="F2F5FB"/>
+          </w:tcPr>
+          <w:p>
+            <w:pPr>
+              <w:spacing w:after="0" w:line="252" w:lineRule="auto"/>
+            </w:pPr>
+            <w:r>
+              <w:rPr>
+                <w:rFonts w:ascii="Calibri" w:hAnsi="Calibri"/>
+                <w:sz w:val="19"/>
+              </w:rPr>
+              <w:t>Tables in Python. Everything you can do to a spreadsheet, written down so it runs again tomorrow on a file ten times the size.</w:t>
+            </w:r>
+          </w:p>
+        </w:tc>
+      </w:tr>
+      <w:tr>
+        <w:tc>
+          <w:tcPr>
+            <w:tcW w:type="dxa" w:w="2017"/>
+            <w:tcMar>
+              <w:top w:w="60" w:type="dxa"/>
+              <w:start w:w="90" w:type="dxa"/>
+              <w:bottom w:w="60" w:type="dxa"/>
+              <w:end w:w="90" w:type="dxa"/>
+            </w:tcMar>
+          </w:tcPr>
+          <w:p>
+            <w:pPr>
+              <w:spacing w:after="0" w:line="252" w:lineRule="auto"/>
+            </w:pPr>
+            <w:r>
+              <w:rPr>
+                <w:rFonts w:ascii="Calibri" w:hAnsi="Calibri"/>
+                <w:sz w:val="19"/>
+              </w:rPr>
+              <w:t>matplotlib</w:t>
+            </w:r>
+          </w:p>
+        </w:tc>
+        <w:tc>
+          <w:tcPr>
+            <w:tcW w:type="dxa" w:w="8069"/>
+            <w:tcMar>
+              <w:top w:w="60" w:type="dxa"/>
+              <w:start w:w="90" w:type="dxa"/>
+              <w:bottom w:w="60" w:type="dxa"/>
+              <w:end w:w="90" w:type="dxa"/>
+            </w:tcMar>
+          </w:tcPr>
+          <w:p>
+            <w:pPr>
+              <w:spacing w:after="0" w:line="252" w:lineRule="auto"/>
+            </w:pPr>
+            <w:r>
+              <w:rPr>
+                <w:rFonts w:ascii="Calibri" w:hAnsi="Calibri"/>
+                <w:sz w:val="19"/>
+              </w:rPr>
+              <w:t>The charts. Line, bar, histogram and scatter, with the titles and the axis labels that make a chart mean something.</w:t>
+            </w:r>
+          </w:p>
+        </w:tc>
+      </w:tr>
+      <w:tr>
+        <w:tc>
+          <w:tcPr>
+            <w:tcW w:type="dxa" w:w="2017"/>
+            <w:tcMar>
+              <w:top w:w="60" w:type="dxa"/>
+              <w:start w:w="90" w:type="dxa"/>
+              <w:bottom w:w="60" w:type="dxa"/>
+              <w:end w:w="90" w:type="dxa"/>
+            </w:tcMar>
+            <w:shd w:val="clear" w:color="auto" w:fill="F2F5FB"/>
+          </w:tcPr>
+          <w:p>
+            <w:pPr>
+              <w:spacing w:after="0" w:line="252" w:lineRule="auto"/>
+            </w:pPr>
+            <w:r>
+              <w:rPr>
+                <w:rFonts w:ascii="Calibri" w:hAnsi="Calibri"/>
+                <w:sz w:val="19"/>
+              </w:rPr>
+              <w:t>scikit-learn</w:t>
+            </w:r>
+          </w:p>
+        </w:tc>
+        <w:tc>
+          <w:tcPr>
+            <w:tcW w:type="dxa" w:w="8069"/>
+            <w:tcMar>
+              <w:top w:w="60" w:type="dxa"/>
+              <w:start w:w="90" w:type="dxa"/>
+              <w:bottom w:w="60" w:type="dxa"/>
+              <w:end w:w="90" w:type="dxa"/>
+            </w:tcMar>
+            <w:shd w:val="clear" w:color="auto" w:fill="F2F5FB"/>
+          </w:tcPr>
+          <w:p>
+            <w:pPr>
+              <w:spacing w:after="0" w:line="252" w:lineRule="auto"/>
+            </w:pPr>
+            <w:r>
+              <w:rPr>
+                <w:rFonts w:ascii="Calibri" w:hAnsi="Calibri"/>
+                <w:sz w:val="19"/>
+              </w:rPr>
+              <w:t>The models. Regression, nearest neighbours, decision trees, clustering and the small neural network, all in the same three lines of code: fit, predict, score.</w:t>
+            </w:r>
+          </w:p>
+        </w:tc>
+      </w:tr>
+      <w:tr>
+        <w:tc>
+          <w:tcPr>
+            <w:tcW w:type="dxa" w:w="2017"/>
+            <w:tcMar>
+              <w:top w:w="60" w:type="dxa"/>
+              <w:start w:w="90" w:type="dxa"/>
+              <w:bottom w:w="60" w:type="dxa"/>
+              <w:end w:w="90" w:type="dxa"/>
+            </w:tcMar>
+          </w:tcPr>
+          <w:p>
+            <w:pPr>
+              <w:spacing w:after="0" w:line="252" w:lineRule="auto"/>
+            </w:pPr>
+            <w:r>
+              <w:rPr>
+                <w:rFonts w:ascii="Calibri" w:hAnsi="Calibri"/>
+                <w:sz w:val="19"/>
+              </w:rPr>
+              <w:t>Google Colab</w:t>
+            </w:r>
+          </w:p>
+        </w:tc>
+        <w:tc>
+          <w:tcPr>
+            <w:tcW w:type="dxa" w:w="8069"/>
+            <w:tcMar>
+              <w:top w:w="60" w:type="dxa"/>
+              <w:start w:w="90" w:type="dxa"/>
+              <w:bottom w:w="60" w:type="dxa"/>
+              <w:end w:w="90" w:type="dxa"/>
+            </w:tcMar>
+          </w:tcPr>
+          <w:p>
+            <w:pPr>
+              <w:spacing w:after="0" w:line="252" w:lineRule="auto"/>
+            </w:pPr>
+            <w:r>
+              <w:rPr>
+                <w:rFonts w:ascii="Calibri" w:hAnsi="Calibri"/>
+                <w:sz w:val="19"/>
+              </w:rPr>
+              <w:t>The fallback. The same notebooks run in a browser with nothing installed, which covers a laptop that is too old or too locked down for the installer. Needs a free Google account.</w:t>
+            </w:r>
+          </w:p>
+        </w:tc>
+      </w:tr>
+      <w:tr>
+        <w:tc>
+          <w:tcPr>
+            <w:tcW w:type="dxa" w:w="2017"/>
+            <w:tcMar>
+              <w:top w:w="60" w:type="dxa"/>
+              <w:start w:w="90" w:type="dxa"/>
+              <w:bottom w:w="60" w:type="dxa"/>
+              <w:end w:w="90" w:type="dxa"/>
+            </w:tcMar>
+            <w:shd w:val="clear" w:color="auto" w:fill="F2F5FB"/>
+          </w:tcPr>
+          <w:p>
+            <w:pPr>
+              <w:spacing w:after="0" w:line="252" w:lineRule="auto"/>
+            </w:pPr>
+            <w:r>
+              <w:rPr>
+                <w:rFonts w:ascii="Calibri" w:hAnsi="Calibri"/>
+                <w:sz w:val="19"/>
+              </w:rPr>
+              <w:t>GitHub</w:t>
+            </w:r>
+          </w:p>
+        </w:tc>
+        <w:tc>
+          <w:tcPr>
+            <w:tcW w:type="dxa" w:w="8069"/>
+            <w:tcMar>
+              <w:top w:w="60" w:type="dxa"/>
+              <w:start w:w="90" w:type="dxa"/>
+              <w:bottom w:w="60" w:type="dxa"/>
+              <w:end w:w="90" w:type="dxa"/>
+            </w:tcMar>
+            <w:shd w:val="clear" w:color="auto" w:fill="F2F5FB"/>
+          </w:tcPr>
+          <w:p>
+            <w:pPr>
+              <w:spacing w:after="0" w:line="252" w:lineRule="auto"/>
+            </w:pPr>
+            <w:r>
+              <w:rPr>
+                <w:rFonts w:ascii="Calibri" w:hAnsi="Calibri"/>
+                <w:sz w:val="19"/>
+              </w:rPr>
+              <w:t>The portfolio. A free account, and each finished piece of work is pushed there as a public link the student keeps and can put on an application.</w:t>
+            </w:r>
+          </w:p>
+        </w:tc>
+      </w:tr>
+    </w:tbl>
+    <w:p>
+      <w:pPr>
+        <w:spacing w:after="160"/>
+      </w:pPr>
+    </w:p>
+    <w:tbl>
+      <w:tblPr>
+        <w:tblW w:type="auto" w:w="0"/>
+        <w:jc w:val="center"/>
+        <w:tblLayout w:type="fixed"/>
+        <w:tblLook w:firstColumn="1" w:firstRow="1" w:lastColumn="0" w:lastRow="0" w:noHBand="0" w:noVBand="1" w:val="04A0"/>
+        <w:tblBorders>
+          <w:top w:val="single" w:sz="6" w:space="0" w:color="1F6F8B"/>
+          <w:bottom w:val="single" w:sz="6" w:space="0" w:color="1F6F8B"/>
+          <w:left w:val="single" w:sz="24" w:space="0" w:color="1F6F8B"/>
+          <w:right w:val="single" w:sz="6" w:space="0" w:color="1F6F8B"/>
+        </w:tblBorders>
+      </w:tblPr>
+      <w:tblGrid>
+        <w:gridCol w:w="10086"/>
+      </w:tblGrid>
+      <w:tr>
+        <w:tc>
+          <w:tcPr>
+            <w:tcW w:type="dxa" w:w="10086"/>
+            <w:tcMar>
+              <w:top w:w="110" w:type="dxa"/>
+              <w:start w:w="170" w:type="dxa"/>
+              <w:bottom w:w="110" w:type="dxa"/>
+              <w:end w:w="140" w:type="dxa"/>
+            </w:tcMar>
+            <w:shd w:val="clear" w:color="auto" w:fill="DDEAF0"/>
+          </w:tcPr>
+          <w:p>
+            <w:pPr>
+              <w:spacing w:after="60"/>
+            </w:pPr>
+            <w:r>
+              <w:rPr>
+                <w:rFonts w:ascii="Calibri" w:hAnsi="Calibri"/>
+                <w:b/>
+                <w:color w:val="1F6F8B"/>
+                <w:sz w:val="19"/>
+              </w:rPr>
+              <w:t>One fixed version for the whole class</w:t>
+            </w:r>
+          </w:p>
+          <w:p>
+            <w:pPr>
+              <w:spacing w:after="0" w:line="269" w:lineRule="auto"/>
+            </w:pPr>
+            <w:r>
+              <w:rPr>
+                <w:rFonts w:ascii="Calibri" w:hAnsi="Calibri"/>
+                <w:sz w:val="21"/>
+              </w:rPr>
+              <w:t>Please do not install Python at home before Week 1, however keen a student is. The packages this track uses are compiled against a particular version of Python, so a laptop carrying a different one produces an error message nobody else in the room can reproduce, and there is no way to fix it while a session is running.</w:t>
+              <w:br/>
+              <w:br/>
+              <w:t>We install the same version on every machine in Session 1, from a USB stick, and a student who arrives with nothing installed is the easiest person in the room to help.</w:t>
+            </w:r>
+          </w:p>
+        </w:tc>
+      </w:tr>
+    </w:tbl>
+    <w:p>
+      <w:pPr>
+        <w:pStyle w:val="Heading1"/>
+        <w:pageBreakBefore/>
+      </w:pPr>
+      <w:r>
+        <w:t>9  ·  Questions parents ask</w:t>
       </w:r>
     </w:p>
     <w:p>
@@ -6812,6 +8843,35 @@
           <w:color w:val="1F3864"/>
           <w:sz w:val="23"/>
         </w:rPr>
+        <w:t>How much work there is at home</w:t>
+      </w:r>
+    </w:p>
+    <w:p>
+      <w:pPr>
+        <w:spacing w:after="180" w:before="0" w:line="276" w:lineRule="auto"/>
+      </w:pPr>
+      <w:r>
+        <w:rPr>
+          <w:rFonts w:ascii="Calibri" w:hAnsi="Calibri"/>
+          <w:b w:val="0"/>
+          <w:i w:val="0"/>
+          <w:sz w:val="21"/>
+        </w:rPr>
+        <w:t>Fifteen to twenty minutes after most sessions, which is one small exercise and is listed in the week-by-week table. Three weeks are heavier because a marked piece is due: Week 4, Week 6 and Week 8 need about two hours each at home. Over the whole track that is roughly ten hours outside the room, and a student who does none of it will still pass and will get noticeably less out of it.</w:t>
+      </w:r>
+    </w:p>
+    <w:p>
+      <w:pPr>
+        <w:spacing w:after="60" w:before="0" w:line="276" w:lineRule="auto"/>
+      </w:pPr>
+      <w:r>
+        <w:rPr>
+          <w:rFonts w:ascii="Calibri" w:hAnsi="Calibri"/>
+          <w:b/>
+          <w:i w:val="0"/>
+          <w:color w:val="1F3864"/>
+          <w:sz w:val="23"/>
+        </w:rPr>
         <w:t>Screens and breaks</w:t>
       </w:r>
     </w:p>
@@ -6893,7 +8953,7 @@
         <w:pageBreakBefore/>
       </w:pPr>
       <w:r>
-        <w:t>7  ·  What this track does not do</w:t>
+        <w:t>10  ·  What this track does not do</w:t>
       </w:r>
     </w:p>
     <w:p>
@@ -7109,7 +9169,7 @@
                 <w:rFonts w:ascii="Calibri" w:hAnsi="Calibri"/>
                 <w:sz w:val="19"/>
               </w:rPr>
-              <w:t>Stage 15 of the roadmap: computer vision, language models, reinforcement learning. The public roadmap.sh Machine Learning path lists them in order and is free.</w:t>
+              <w:t>Stage 15 of the roadmap: computer vision, language models, reinforcement learning. Kaggle Learn and Google's machine learning crash course both cover the next step for nothing, and both assume exactly what this track leaves a student with.</w:t>
             </w:r>
           </w:p>
         </w:tc>
@@ -7269,7 +9329,7 @@
         <w:pageBreakBefore/>
       </w:pPr>
       <w:r>
-        <w:t>8  ·  Practical details</w:t>
+        <w:t>11  ·  Practical details</w:t>
       </w:r>
     </w:p>
     <w:p>
